--- a/FinNex.UI/wwwroot/Files/Word/Kredit/Arayis/Saipa_texpasport_deyisme.docx
+++ b/FinNex.UI/wwwroot/Files/Word/Kredit/Arayis/Saipa_texpasport_deyisme.docx
@@ -897,7 +897,7 @@
           <w:u w:val="single"/>
           <w:lang w:val="en-US"/>
         </w:rPr>
-        <w:t>-</w:t>
+        <w:t xml:space="preserve"/>
       </w:r>
       <w:r>
         <w:rPr>
